--- a/Entrega_02/Casos_ICONIX_1.2.docx
+++ b/Entrega_02/Casos_ICONIX_1.2.docx
@@ -432,7 +432,18 @@
           </w:tcPr>
           <w:p>
             <w:r>
-              <w:t>Permite ao Gestor criar um jogo no calendário oficial, definindo as duas equipas participantes, a data/hora e o estádio onde se realizará.</w:t>
+              <w:t xml:space="preserve">Permite ao Gestor criar um jogo no calendário oficial, definindo as duas </w:t>
+            </w:r>
+            <w:proofErr w:type="gramStart"/>
+            <w:r>
+              <w:t>seleção</w:t>
+            </w:r>
+            <w:r>
+              <w:t xml:space="preserve"> participantes</w:t>
+            </w:r>
+            <w:proofErr w:type="gramEnd"/>
+            <w:r>
+              <w:t>, a data/hora e o estádio onde se realizará.</w:t>
             </w:r>
           </w:p>
         </w:tc>
@@ -465,7 +476,13 @@
           </w:tcPr>
           <w:p>
             <w:r>
-              <w:t>Gestor autenticado; equipas, grupos e estádios previamente registados.</w:t>
+              <w:t xml:space="preserve">Gestor autenticado; </w:t>
+            </w:r>
+            <w:r>
+              <w:t>seleção</w:t>
+            </w:r>
+            <w:r>
+              <w:t>, grupos e estádios previamente registados.</w:t>
             </w:r>
           </w:p>
         </w:tc>
@@ -579,7 +596,13 @@
         </w:numPr>
       </w:pPr>
       <w:r>
-        <w:t>O Gestor seleciona as duas equipas, a data/hora e o estádio.</w:t>
+        <w:t xml:space="preserve">O Gestor seleciona as duas </w:t>
+      </w:r>
+      <w:r>
+        <w:t>seleção</w:t>
+      </w:r>
+      <w:r>
+        <w:t>, a data/hora e o estádio.</w:t>
       </w:r>
     </w:p>
     <w:p>
@@ -612,7 +635,18 @@
         </w:numPr>
       </w:pPr>
       <w:r>
-        <w:t>O sistema verifica que nenhuma das equipas tem outro jogo no mesmo intervalo de tempo.</w:t>
+        <w:t xml:space="preserve">O sistema verifica que nenhuma </w:t>
+      </w:r>
+      <w:proofErr w:type="gramStart"/>
+      <w:r>
+        <w:t xml:space="preserve">das </w:t>
+      </w:r>
+      <w:r>
+        <w:t>seleção</w:t>
+      </w:r>
+      <w:proofErr w:type="gramEnd"/>
+      <w:r>
+        <w:t xml:space="preserve"> tem outro jogo no mesmo intervalo de tempo.</w:t>
       </w:r>
     </w:p>
     <w:p>
@@ -683,7 +717,18 @@
     </w:p>
     <w:p>
       <w:r>
-        <w:t>8a.1. O sistema deteta que uma das equipas já tem jogo marcado no mesmo intervalo.</w:t>
+        <w:t xml:space="preserve">8a.1. O sistema deteta que uma </w:t>
+      </w:r>
+      <w:proofErr w:type="gramStart"/>
+      <w:r>
+        <w:t xml:space="preserve">das </w:t>
+      </w:r>
+      <w:r>
+        <w:t>seleção</w:t>
+      </w:r>
+      <w:proofErr w:type="gramEnd"/>
+      <w:r>
+        <w:t xml:space="preserve"> já tem jogo marcado no mesmo intervalo.</w:t>
       </w:r>
       <w:r>
         <w:br/>
@@ -2054,7 +2099,13 @@
       </w:r>
       <w:proofErr w:type="spellEnd"/>
       <w:r>
-        <w:t xml:space="preserve"> com informações públicas (calendário, equipas, etc.).</w:t>
+        <w:t xml:space="preserve"> com informações públicas (calendário, </w:t>
+      </w:r>
+      <w:r>
+        <w:t>seleção</w:t>
+      </w:r>
+      <w:r>
+        <w:t>, etc.).</w:t>
       </w:r>
     </w:p>
     <w:p>
@@ -2403,7 +2454,18 @@
           </w:tcPr>
           <w:p>
             <w:r>
-              <w:t>Permite ao Gestor criar os grupos da fase de grupos do campeonato e associar as equipas participantes a cada grupo.</w:t>
+              <w:t xml:space="preserve">Permite ao Gestor criar os grupos da fase de grupos do campeonato e associar </w:t>
+            </w:r>
+            <w:proofErr w:type="gramStart"/>
+            <w:r>
+              <w:t xml:space="preserve">as </w:t>
+            </w:r>
+            <w:r>
+              <w:t>seleção</w:t>
+            </w:r>
+            <w:proofErr w:type="gramEnd"/>
+            <w:r>
+              <w:t xml:space="preserve"> participantes a cada grupo.</w:t>
             </w:r>
           </w:p>
         </w:tc>
@@ -2436,7 +2498,13 @@
           </w:tcPr>
           <w:p>
             <w:r>
-              <w:t>Gestor autenticado; equipas já registadas no sistema.</w:t>
+              <w:t xml:space="preserve">Gestor autenticado; </w:t>
+            </w:r>
+            <w:r>
+              <w:t>seleção</w:t>
+            </w:r>
+            <w:r>
+              <w:t xml:space="preserve"> já registadas no sistema.</w:t>
             </w:r>
           </w:p>
         </w:tc>
@@ -2550,7 +2618,18 @@
         </w:numPr>
       </w:pPr>
       <w:r>
-        <w:t>O Gestor seleciona as equipas a associar ao grupo.</w:t>
+        <w:t xml:space="preserve">O Gestor seleciona </w:t>
+      </w:r>
+      <w:proofErr w:type="gramStart"/>
+      <w:r>
+        <w:t xml:space="preserve">as </w:t>
+      </w:r>
+      <w:r>
+        <w:t>seleção</w:t>
+      </w:r>
+      <w:proofErr w:type="gramEnd"/>
+      <w:r>
+        <w:t xml:space="preserve"> a associar ao grupo.</w:t>
       </w:r>
     </w:p>
     <w:p>
@@ -3478,7 +3557,16 @@
           <w:szCs w:val="32"/>
         </w:rPr>
         <w:lastRenderedPageBreak/>
-        <w:t>RF08 – Visualizar Equipas</w:t>
+        <w:t xml:space="preserve">RF08 – Visualizar </w:t>
+      </w:r>
+      <w:r>
+        <w:rPr>
+          <w:b/>
+          <w:bCs/>
+          <w:sz w:val="32"/>
+          <w:szCs w:val="32"/>
+        </w:rPr>
+        <w:t>Seleção</w:t>
       </w:r>
     </w:p>
     <w:tbl>
@@ -3676,7 +3764,10 @@
           </w:tcPr>
           <w:p>
             <w:r>
-              <w:t xml:space="preserve">Equipas registadas no sistema pelo </w:t>
+              <w:t>Seleção</w:t>
+            </w:r>
+            <w:r>
+              <w:t xml:space="preserve"> registadas no sistema pelo </w:t>
             </w:r>
             <w:proofErr w:type="spellStart"/>
             <w:r>
@@ -3768,7 +3859,13 @@
         </w:numPr>
       </w:pPr>
       <w:r>
-        <w:t>O Utilizador seleciona "Equipas".</w:t>
+        <w:t>O Utilizador seleciona "</w:t>
+      </w:r>
+      <w:r>
+        <w:t>Seleção</w:t>
+      </w:r>
+      <w:r>
+        <w:t>".</w:t>
       </w:r>
     </w:p>
     <w:p>
@@ -3819,16 +3916,42 @@
           <w:b/>
           <w:bCs/>
         </w:rPr>
-        <w:t>4a – Sem equipas registadas</w:t>
-      </w:r>
-    </w:p>
-    <w:p>
-      <w:r>
-        <w:t>4a.1. O sistema não encontra registos de equipas.</w:t>
+        <w:t xml:space="preserve">4a – Sem </w:t>
+      </w:r>
+      <w:r>
+        <w:rPr>
+          <w:b/>
+          <w:bCs/>
+        </w:rPr>
+        <w:t>seleção</w:t>
+      </w:r>
+      <w:r>
+        <w:rPr>
+          <w:b/>
+          <w:bCs/>
+        </w:rPr>
+        <w:t xml:space="preserve"> registadas</w:t>
+      </w:r>
+    </w:p>
+    <w:p>
+      <w:r>
+        <w:t xml:space="preserve">4a.1. O sistema não encontra registos de </w:t>
+      </w:r>
+      <w:r>
+        <w:t>seleção</w:t>
+      </w:r>
+      <w:r>
+        <w:t>.</w:t>
       </w:r>
       <w:r>
         <w:br/>
-        <w:t>4a.2. O sistema apresenta a mensagem "Sem equipas registadas de momento."</w:t>
+        <w:t xml:space="preserve">4a.2. O sistema apresenta a mensagem "Sem </w:t>
+      </w:r>
+      <w:r>
+        <w:t>seleção</w:t>
+      </w:r>
+      <w:r>
+        <w:t xml:space="preserve"> registadas de momento."</w:t>
       </w:r>
     </w:p>
     <w:p/>
@@ -4109,7 +4232,13 @@
         </w:numPr>
       </w:pPr>
       <w:r>
-        <w:t>O Gestor acede ao menu "Gestão de Equipas".</w:t>
+        <w:t xml:space="preserve">O Gestor acede ao menu "Gestão de </w:t>
+      </w:r>
+      <w:r>
+        <w:t>Seleção</w:t>
+      </w:r>
+      <w:r>
+        <w:t>".</w:t>
       </w:r>
     </w:p>
     <w:p>
@@ -4120,7 +4249,13 @@
         </w:numPr>
       </w:pPr>
       <w:r>
-        <w:t>O sistema apresenta a lista de equipas registadas.</w:t>
+        <w:t xml:space="preserve">O sistema apresenta a lista de </w:t>
+      </w:r>
+      <w:r>
+        <w:t>seleção</w:t>
+      </w:r>
+      <w:r>
+        <w:t xml:space="preserve"> registadas.</w:t>
       </w:r>
     </w:p>
     <w:p>
@@ -4913,7 +5048,13 @@
           </w:tcPr>
           <w:p>
             <w:r>
-              <w:t>Permite a qualquer visitante consultar o calendário completo de jogos do campeonato, com datas, horas, equipas e estádios.</w:t>
+              <w:t xml:space="preserve">Permite a qualquer visitante consultar o calendário completo de jogos do campeonato, com datas, horas, </w:t>
+            </w:r>
+            <w:r>
+              <w:t>seleção</w:t>
+            </w:r>
+            <w:r>
+              <w:t xml:space="preserve"> e estádios.</w:t>
             </w:r>
           </w:p>
         </w:tc>
@@ -5326,7 +5467,13 @@
           </w:tcPr>
           <w:p>
             <w:r>
-              <w:t>Gestor autenticado; equipas previamente criadas.</w:t>
+              <w:t xml:space="preserve">Gestor autenticado; </w:t>
+            </w:r>
+            <w:r>
+              <w:t>seleção</w:t>
+            </w:r>
+            <w:r>
+              <w:t xml:space="preserve"> previamente criadas.</w:t>
             </w:r>
           </w:p>
         </w:tc>
@@ -5388,7 +5535,13 @@
         </w:numPr>
       </w:pPr>
       <w:r>
-        <w:t>O Gestor acede ao menu "Gestão de Equipas".</w:t>
+        <w:t xml:space="preserve">O Gestor acede ao menu "Gestão de </w:t>
+      </w:r>
+      <w:r>
+        <w:t>Seleção</w:t>
+      </w:r>
+      <w:r>
+        <w:t>".</w:t>
       </w:r>
     </w:p>
     <w:p>
@@ -5704,7 +5857,13 @@
           </w:tcPr>
           <w:p>
             <w:r>
-              <w:t>Gestor autenticado; equipas criadas.</w:t>
+              <w:t xml:space="preserve">Gestor autenticado; </w:t>
+            </w:r>
+            <w:r>
+              <w:t>seleção</w:t>
+            </w:r>
+            <w:r>
+              <w:t xml:space="preserve"> criadas.</w:t>
             </w:r>
           </w:p>
         </w:tc>
@@ -6207,7 +6366,18 @@
         </w:numPr>
       </w:pPr>
       <w:r>
-        <w:t>O sistema lista as equipas com a localização do respetivo centro de estágio.</w:t>
+        <w:t xml:space="preserve">O sistema lista </w:t>
+      </w:r>
+      <w:proofErr w:type="gramStart"/>
+      <w:r>
+        <w:t xml:space="preserve">as </w:t>
+      </w:r>
+      <w:r>
+        <w:t>seleção</w:t>
+      </w:r>
+      <w:proofErr w:type="gramEnd"/>
+      <w:r>
+        <w:t xml:space="preserve"> com a localização do respetivo centro de estágio.</w:t>
       </w:r>
     </w:p>
     <w:p>
@@ -6256,12 +6426,12 @@
     </w:p>
     <w:p/>
     <w:sectPr>
-      <w:headerReference w:type="even" r:id="rId7"/>
-      <w:headerReference w:type="default" r:id="rId8"/>
-      <w:footerReference w:type="even" r:id="rId9"/>
-      <w:footerReference w:type="default" r:id="rId10"/>
-      <w:headerReference w:type="first" r:id="rId11"/>
-      <w:footerReference w:type="first" r:id="rId12"/>
+      <w:headerReference w:type="even" r:id="rId8"/>
+      <w:headerReference w:type="default" r:id="rId9"/>
+      <w:footerReference w:type="even" r:id="rId10"/>
+      <w:footerReference w:type="default" r:id="rId11"/>
+      <w:headerReference w:type="first" r:id="rId12"/>
+      <w:footerReference w:type="first" r:id="rId13"/>
       <w:pgSz w:w="12240" w:h="15840"/>
       <w:pgMar w:top="1440" w:right="1440" w:bottom="1440" w:left="1440" w:header="720" w:footer="720" w:gutter="0"/>
       <w:cols w:space="720"/>
@@ -11829,4 +11999,16 @@
     </a:ext>
   </a:extLst>
 </a:theme>
+</file>
+
+<file path=customXml/item1.xml><?xml version="1.0" encoding="utf-8"?>
+<b:Sources xmlns:b="http://schemas.openxmlformats.org/officeDocument/2006/bibliography" xmlns="http://schemas.openxmlformats.org/officeDocument/2006/bibliography" SelectedStyle="\APASixthEditionOfficeOnline.xsl" StyleName="APA" Version="6"/>
+</file>
+
+<file path=customXml/itemProps1.xml><?xml version="1.0" encoding="utf-8"?>
+<ds:datastoreItem xmlns:ds="http://schemas.openxmlformats.org/officeDocument/2006/customXml" ds:itemID="{4D0E34D6-0D9F-4D15-806D-0D9AAD491EC2}">
+  <ds:schemaRefs>
+    <ds:schemaRef ds:uri="http://schemas.openxmlformats.org/officeDocument/2006/bibliography"/>
+  </ds:schemaRefs>
+</ds:datastoreItem>
 </file>
--- a/Entrega_02/Casos_ICONIX_1.2.docx
+++ b/Entrega_02/Casos_ICONIX_1.2.docx
@@ -37,18 +37,8 @@
           <w:sz w:val="32"/>
           <w:szCs w:val="32"/>
         </w:rPr>
-        <w:t xml:space="preserve">Licenciatura em Engenharia Informática – ESTG / </w:t>
-      </w:r>
-      <w:proofErr w:type="spellStart"/>
-      <w:r>
-        <w:rPr>
-          <w:rFonts w:asciiTheme="majorHAnsi" w:hAnsiTheme="majorHAnsi"/>
-          <w:sz w:val="32"/>
-          <w:szCs w:val="32"/>
-        </w:rPr>
-        <w:t>IPLeiria</w:t>
-      </w:r>
-      <w:proofErr w:type="spellEnd"/>
+        <w:t>Licenciatura em Engenharia Informática – ESTG / IPLeiria</w:t>
+      </w:r>
     </w:p>
     <w:p>
       <w:pPr>
@@ -343,7 +333,7 @@
                 <w:b/>
                 <w:bCs/>
               </w:rPr>
-              <w:t>Responsável</w:t>
+              <w:t>Ator</w:t>
             </w:r>
           </w:p>
         </w:tc>
@@ -354,19 +344,8 @@
             <w:hideMark/>
           </w:tcPr>
           <w:p>
-            <w:pPr>
-              <w:rPr>
-                <w:b/>
-                <w:bCs/>
-              </w:rPr>
-            </w:pPr>
-            <w:r>
-              <w:rPr>
-                <w:b/>
-                <w:bCs/>
-                <w:color w:val="BF4E14" w:themeColor="accent2" w:themeShade="BF"/>
-              </w:rPr>
-              <w:t>BackOffice</w:t>
+            <w:r>
+              <w:t>Gestor (autenticado)</w:t>
             </w:r>
           </w:p>
         </w:tc>
@@ -387,7 +366,7 @@
                 <w:b/>
                 <w:bCs/>
               </w:rPr>
-              <w:t>Ator</w:t>
+              <w:t>Descrição</w:t>
             </w:r>
           </w:p>
         </w:tc>
@@ -399,7 +378,13 @@
           </w:tcPr>
           <w:p>
             <w:r>
-              <w:t>Gestor (autenticado)</w:t>
+              <w:t xml:space="preserve">Permite ao Gestor criar um jogo no calendário oficial, definindo as duas </w:t>
+            </w:r>
+            <w:r>
+              <w:t>seleção</w:t>
+            </w:r>
+            <w:r>
+              <w:t xml:space="preserve"> participantes, a data/hora e o estádio onde se realizará.</w:t>
             </w:r>
           </w:p>
         </w:tc>
@@ -420,7 +405,7 @@
                 <w:b/>
                 <w:bCs/>
               </w:rPr>
-              <w:t>Descrição</w:t>
+              <w:t>Pré-condições</w:t>
             </w:r>
           </w:p>
         </w:tc>
@@ -432,18 +417,13 @@
           </w:tcPr>
           <w:p>
             <w:r>
-              <w:t xml:space="preserve">Permite ao Gestor criar um jogo no calendário oficial, definindo as duas </w:t>
-            </w:r>
-            <w:proofErr w:type="gramStart"/>
+              <w:t xml:space="preserve">Gestor autenticado; </w:t>
+            </w:r>
             <w:r>
               <w:t>seleção</w:t>
             </w:r>
             <w:r>
-              <w:t xml:space="preserve"> participantes</w:t>
-            </w:r>
-            <w:proofErr w:type="gramEnd"/>
-            <w:r>
-              <w:t>, a data/hora e o estádio onde se realizará.</w:t>
+              <w:t>, grupos e estádios previamente registados.</w:t>
             </w:r>
           </w:p>
         </w:tc>
@@ -464,7 +444,7 @@
                 <w:b/>
                 <w:bCs/>
               </w:rPr>
-              <w:t>Pré-condições</w:t>
+              <w:t>Pós-condições</w:t>
             </w:r>
           </w:p>
         </w:tc>
@@ -476,54 +456,13 @@
           </w:tcPr>
           <w:p>
             <w:r>
-              <w:t xml:space="preserve">Gestor autenticado; </w:t>
-            </w:r>
-            <w:r>
-              <w:t>seleção</w:t>
-            </w:r>
-            <w:r>
-              <w:t>, grupos e estádios previamente registados.</w:t>
-            </w:r>
-          </w:p>
-        </w:tc>
-      </w:tr>
-      <w:tr>
-        <w:trPr>
-          <w:tblCellSpacing w:w="15" w:type="dxa"/>
-        </w:trPr>
-        <w:tc>
-          <w:tcPr>
-            <w:tcW w:w="3216" w:type="dxa"/>
-            <w:vAlign w:val="center"/>
-            <w:hideMark/>
-          </w:tcPr>
-          <w:p>
-            <w:r>
-              <w:rPr>
-                <w:b/>
-                <w:bCs/>
-              </w:rPr>
-              <w:t>Pós-condições</w:t>
-            </w:r>
-          </w:p>
-        </w:tc>
-        <w:tc>
-          <w:tcPr>
-            <w:tcW w:w="6054" w:type="dxa"/>
-            <w:vAlign w:val="center"/>
-            <w:hideMark/>
-          </w:tcPr>
-          <w:p>
-            <w:r>
-              <w:t xml:space="preserve">O jogo é publicado no calendário oficial e fica visível no </w:t>
-            </w:r>
-            <w:proofErr w:type="spellStart"/>
-            <w:r>
-              <w:t>frontoffice</w:t>
-            </w:r>
-            <w:proofErr w:type="spellEnd"/>
-            <w:r>
-              <w:t xml:space="preserve"> (acesso público).</w:t>
+              <w:t>O jogo é publicado no calendário oficial e fica visível no front</w:t>
+            </w:r>
+            <w:r>
+              <w:t>O</w:t>
+            </w:r>
+            <w:r>
+              <w:t>ffice (acesso público).</w:t>
             </w:r>
           </w:p>
         </w:tc>
@@ -635,16 +574,11 @@
         </w:numPr>
       </w:pPr>
       <w:r>
-        <w:t xml:space="preserve">O sistema verifica que nenhuma </w:t>
-      </w:r>
-      <w:proofErr w:type="gramStart"/>
-      <w:r>
-        <w:t xml:space="preserve">das </w:t>
+        <w:t xml:space="preserve">O sistema verifica que nenhuma das </w:t>
       </w:r>
       <w:r>
         <w:t>seleção</w:t>
       </w:r>
-      <w:proofErr w:type="gramEnd"/>
       <w:r>
         <w:t xml:space="preserve"> tem outro jogo no mesmo intervalo de tempo.</w:t>
       </w:r>
@@ -694,11 +628,13 @@
     </w:p>
     <w:p>
       <w:r>
+        <w:t>7a.1. O sistema deteta que o estádio já tem um jogo marcado num intervalo de tempo conflituante.</w:t>
+      </w:r>
+      <w:r>
+        <w:br/>
+      </w:r>
+      <w:r>
         <w:lastRenderedPageBreak/>
-        <w:t>7a.1. O sistema deteta que o estádio já tem um jogo marcado num intervalo de tempo conflituante.</w:t>
-      </w:r>
-      <w:r>
-        <w:br/>
         <w:t>7a.2. O sistema apresenta a mensagem "O estádio está ocupado na data/hora indicada."</w:t>
       </w:r>
       <w:r>
@@ -717,16 +653,11 @@
     </w:p>
     <w:p>
       <w:r>
-        <w:t xml:space="preserve">8a.1. O sistema deteta que uma </w:t>
-      </w:r>
-      <w:proofErr w:type="gramStart"/>
-      <w:r>
-        <w:t xml:space="preserve">das </w:t>
+        <w:t xml:space="preserve">8a.1. O sistema deteta que uma das </w:t>
       </w:r>
       <w:r>
         <w:t>seleção</w:t>
       </w:r>
-      <w:proofErr w:type="gramEnd"/>
       <w:r>
         <w:t xml:space="preserve"> já tem jogo marcado no mesmo intervalo.</w:t>
       </w:r>
@@ -841,7 +772,7 @@
                 <w:b/>
                 <w:bCs/>
               </w:rPr>
-              <w:t>Responsável</w:t>
+              <w:t>Ator</w:t>
             </w:r>
           </w:p>
         </w:tc>
@@ -852,11 +783,9 @@
             <w:hideMark/>
           </w:tcPr>
           <w:p>
-            <w:proofErr w:type="spellStart"/>
-            <w:r>
-              <w:t>xxxxx</w:t>
-            </w:r>
-            <w:proofErr w:type="spellEnd"/>
+            <w:r>
+              <w:t>Gestor (autenticado)</w:t>
+            </w:r>
           </w:p>
         </w:tc>
       </w:tr>
@@ -876,7 +805,7 @@
                 <w:b/>
                 <w:bCs/>
               </w:rPr>
-              <w:t>Ator</w:t>
+              <w:t>Descrição</w:t>
             </w:r>
           </w:p>
         </w:tc>
@@ -888,7 +817,7 @@
           </w:tcPr>
           <w:p>
             <w:r>
-              <w:t>Gestor (autenticado)</w:t>
+              <w:t>Permite ao Gestor atribuir uma equipa de arbitragem (árbitro principal e árbitros assistentes) a um jogo do calendário.</w:t>
             </w:r>
           </w:p>
         </w:tc>
@@ -909,7 +838,7 @@
                 <w:b/>
                 <w:bCs/>
               </w:rPr>
-              <w:t>Descrição</w:t>
+              <w:t>Pré-condições</w:t>
             </w:r>
           </w:p>
         </w:tc>
@@ -921,7 +850,7 @@
           </w:tcPr>
           <w:p>
             <w:r>
-              <w:t>Permite ao Gestor atribuir uma equipa de arbitragem (árbitro principal e árbitros assistentes) a um jogo do calendário.</w:t>
+              <w:t>Gestor autenticado; jogo criado no calendário; árbitros registados no sistema.</w:t>
             </w:r>
           </w:p>
         </w:tc>
@@ -942,39 +871,6 @@
                 <w:b/>
                 <w:bCs/>
               </w:rPr>
-              <w:t>Pré-condições</w:t>
-            </w:r>
-          </w:p>
-        </w:tc>
-        <w:tc>
-          <w:tcPr>
-            <w:tcW w:w="6054" w:type="dxa"/>
-            <w:vAlign w:val="center"/>
-            <w:hideMark/>
-          </w:tcPr>
-          <w:p>
-            <w:r>
-              <w:t>Gestor autenticado; jogo criado no calendário; árbitros registados no sistema.</w:t>
-            </w:r>
-          </w:p>
-        </w:tc>
-      </w:tr>
-      <w:tr>
-        <w:trPr>
-          <w:tblCellSpacing w:w="15" w:type="dxa"/>
-        </w:trPr>
-        <w:tc>
-          <w:tcPr>
-            <w:tcW w:w="3216" w:type="dxa"/>
-            <w:vAlign w:val="center"/>
-            <w:hideMark/>
-          </w:tcPr>
-          <w:p>
-            <w:r>
-              <w:rPr>
-                <w:b/>
-                <w:bCs/>
-              </w:rPr>
               <w:t>Pós-condições</w:t>
             </w:r>
           </w:p>
@@ -1082,7 +978,6 @@
         </w:numPr>
       </w:pPr>
       <w:r>
-        <w:lastRenderedPageBreak/>
         <w:t>O Gestor seleciona o árbitro principal e os árbitros assistentes.</w:t>
       </w:r>
     </w:p>
@@ -1263,7 +1158,7 @@
                 <w:b/>
                 <w:bCs/>
               </w:rPr>
-              <w:t>Responsável</w:t>
+              <w:t>Ator</w:t>
             </w:r>
           </w:p>
         </w:tc>
@@ -1274,11 +1169,9 @@
             <w:hideMark/>
           </w:tcPr>
           <w:p>
-            <w:proofErr w:type="spellStart"/>
-            <w:r>
-              <w:t>xxxxx</w:t>
-            </w:r>
-            <w:proofErr w:type="spellEnd"/>
+            <w:r>
+              <w:t>Gestor (backoffice) / Utilizador público (frontoffice, sem login)</w:t>
+            </w:r>
           </w:p>
         </w:tc>
       </w:tr>
@@ -1298,7 +1191,7 @@
                 <w:b/>
                 <w:bCs/>
               </w:rPr>
-              <w:t>Ator</w:t>
+              <w:t>Descrição</w:t>
             </w:r>
           </w:p>
         </w:tc>
@@ -1310,23 +1203,7 @@
           </w:tcPr>
           <w:p>
             <w:r>
-              <w:t>Gestor (</w:t>
-            </w:r>
-            <w:proofErr w:type="spellStart"/>
-            <w:r>
-              <w:t>backoffice</w:t>
-            </w:r>
-            <w:proofErr w:type="spellEnd"/>
-            <w:r>
-              <w:t>) / Utilizador público (</w:t>
-            </w:r>
-            <w:proofErr w:type="spellStart"/>
-            <w:r>
-              <w:t>frontoffice</w:t>
-            </w:r>
-            <w:proofErr w:type="spellEnd"/>
-            <w:r>
-              <w:t>, sem login)</w:t>
+              <w:t>Permite ao Gestor abrir a venda de bilhetes para um jogo. O Utilizador público adquire bilhetes fornecendo apenas o Cartão de Cidadão e número de telefone, sem necessidade de login.</w:t>
             </w:r>
           </w:p>
         </w:tc>
@@ -1347,7 +1224,7 @@
                 <w:b/>
                 <w:bCs/>
               </w:rPr>
-              <w:t>Descrição</w:t>
+              <w:t>Pré-condições</w:t>
             </w:r>
           </w:p>
         </w:tc>
@@ -1359,15 +1236,7 @@
           </w:tcPr>
           <w:p>
             <w:r>
-              <w:t xml:space="preserve">Permite ao Gestor abrir </w:t>
-            </w:r>
-            <w:proofErr w:type="gramStart"/>
-            <w:r>
-              <w:t>a</w:t>
-            </w:r>
-            <w:proofErr w:type="gramEnd"/>
-            <w:r>
-              <w:t xml:space="preserve"> venda de bilhetes para um jogo. O Utilizador público adquire bilhetes fornecendo apenas o Cartão de Cidadão e número de telefone, sem necessidade de login.</w:t>
+              <w:t>Jogo definido no calendário; lotação do estádio configurada; venda de bilhetes aberta pelo Gestor.</w:t>
             </w:r>
           </w:p>
         </w:tc>
@@ -1388,39 +1257,6 @@
                 <w:b/>
                 <w:bCs/>
               </w:rPr>
-              <w:t>Pré-condições</w:t>
-            </w:r>
-          </w:p>
-        </w:tc>
-        <w:tc>
-          <w:tcPr>
-            <w:tcW w:w="6054" w:type="dxa"/>
-            <w:vAlign w:val="center"/>
-            <w:hideMark/>
-          </w:tcPr>
-          <w:p>
-            <w:r>
-              <w:t>Jogo definido no calendário; lotação do estádio configurada; venda de bilhetes aberta pelo Gestor.</w:t>
-            </w:r>
-          </w:p>
-        </w:tc>
-      </w:tr>
-      <w:tr>
-        <w:trPr>
-          <w:tblCellSpacing w:w="15" w:type="dxa"/>
-        </w:trPr>
-        <w:tc>
-          <w:tcPr>
-            <w:tcW w:w="3216" w:type="dxa"/>
-            <w:vAlign w:val="center"/>
-            <w:hideMark/>
-          </w:tcPr>
-          <w:p>
-            <w:r>
-              <w:rPr>
-                <w:b/>
-                <w:bCs/>
-              </w:rPr>
               <w:t>Pós-condições</w:t>
             </w:r>
           </w:p>
@@ -1462,7 +1298,6 @@
         </w:numPr>
       </w:pPr>
       <w:r>
-        <w:lastRenderedPageBreak/>
         <w:t>O Gestor acede ao menu "Gestão de Bilhetes".</w:t>
       </w:r>
     </w:p>
@@ -1474,15 +1309,7 @@
         </w:numPr>
       </w:pPr>
       <w:r>
-        <w:t xml:space="preserve">O Gestor seleciona o jogo e abre </w:t>
-      </w:r>
-      <w:proofErr w:type="gramStart"/>
-      <w:r>
-        <w:t>a</w:t>
-      </w:r>
-      <w:proofErr w:type="gramEnd"/>
-      <w:r>
-        <w:t xml:space="preserve"> venda de bilhetes.</w:t>
+        <w:t>O Gestor seleciona o jogo e abre a venda de bilhetes.</w:t>
       </w:r>
     </w:p>
     <w:p>
@@ -1493,29 +1320,13 @@
         </w:numPr>
       </w:pPr>
       <w:r>
-        <w:t xml:space="preserve">O sistema ativa </w:t>
-      </w:r>
-      <w:proofErr w:type="gramStart"/>
-      <w:r>
-        <w:t>a</w:t>
-      </w:r>
-      <w:proofErr w:type="gramEnd"/>
-      <w:r>
-        <w:t xml:space="preserve"> venda e torna os bilhetes disponíveis no </w:t>
-      </w:r>
-      <w:proofErr w:type="spellStart"/>
-      <w:r>
-        <w:t>front</w:t>
+        <w:t>O sistema ativa a venda e torna os bilhetes disponíveis no front</w:t>
       </w:r>
       <w:r>
         <w:t>O</w:t>
       </w:r>
       <w:r>
-        <w:t>ffice</w:t>
-      </w:r>
-      <w:proofErr w:type="spellEnd"/>
-      <w:r>
-        <w:t>.</w:t>
+        <w:t>ffice.</w:t>
       </w:r>
     </w:p>
     <w:p>
@@ -1526,6 +1337,7 @@
         </w:numPr>
       </w:pPr>
       <w:r>
+        <w:lastRenderedPageBreak/>
         <w:t>O Utilizador acede à área pública do sistema (sem login).</w:t>
       </w:r>
     </w:p>
@@ -1559,6 +1371,20 @@
         </w:numPr>
       </w:pPr>
       <w:r>
+        <w:t xml:space="preserve"> </w:t>
+      </w:r>
+      <w:r>
+        <w:t>O sistema verifica disponibilidade de lugares</w:t>
+      </w:r>
+    </w:p>
+    <w:p>
+      <w:pPr>
+        <w:numPr>
+          <w:ilvl w:val="0"/>
+          <w:numId w:val="35"/>
+        </w:numPr>
+      </w:pPr>
+      <w:r>
         <w:t>O sistema solicita os dados pessoais:</w:t>
       </w:r>
     </w:p>
@@ -1606,9 +1432,6 @@
         </w:numPr>
       </w:pPr>
       <w:r>
-        <w:rPr>
-          <w:color w:val="BF4E14" w:themeColor="accent2" w:themeShade="BF"/>
-        </w:rPr>
         <w:t>O Utilizador efetua o pagamento</w:t>
       </w:r>
       <w:r>
@@ -1623,7 +1446,7 @@
         </w:numPr>
       </w:pPr>
       <w:r>
-        <w:t>O sistema verifica disponibilidade de lugares.</w:t>
+        <w:t>O sistema abate os lugares à lotação disponível.</w:t>
       </w:r>
     </w:p>
     <w:p>
@@ -1634,7 +1457,7 @@
         </w:numPr>
       </w:pPr>
       <w:r>
-        <w:t>O sistema abate os lugares à lotação disponível.</w:t>
+        <w:t>O sistema gera e apresenta o bilhete digital (associado ao CC e telefone).</w:t>
       </w:r>
     </w:p>
     <w:p>
@@ -1645,17 +1468,6 @@
         </w:numPr>
       </w:pPr>
       <w:r>
-        <w:t>O sistema gera e apresenta o bilhete digital (associado ao CC e telefone).</w:t>
-      </w:r>
-    </w:p>
-    <w:p>
-      <w:pPr>
-        <w:numPr>
-          <w:ilvl w:val="0"/>
-          <w:numId w:val="35"/>
-        </w:numPr>
-      </w:pPr>
-      <w:r>
         <w:t>O sistema envia confirmação por SMS ou email (opcional).</w:t>
       </w:r>
     </w:p>
@@ -1690,15 +1502,7 @@
     </w:p>
     <w:p>
       <w:r>
-        <w:t xml:space="preserve">7a.1. O </w:t>
-      </w:r>
-      <w:proofErr w:type="gramStart"/>
-      <w:r>
-        <w:t>sistema valida</w:t>
-      </w:r>
-      <w:proofErr w:type="gramEnd"/>
-      <w:r>
-        <w:t xml:space="preserve"> o formato do Cartão de Cidadão (9 dígitos) e número de telefone (9 dígitos, começando por 2 ou 9).</w:t>
+        <w:t>7a.1. O sistema valida o formato do Cartão de Cidadão (9 dígitos) e número de telefone (9 dígitos, começando por 2 ou 9).</w:t>
       </w:r>
       <w:r>
         <w:br/>
@@ -1742,7 +1546,6 @@
     </w:p>
     <w:p>
       <w:r>
-        <w:lastRenderedPageBreak/>
         <w:t>10a.1. O sistema deteta que não há lugares disponíveis suficientes.</w:t>
       </w:r>
       <w:r>
@@ -1771,27 +1574,7 @@
           <w:sz w:val="32"/>
           <w:szCs w:val="32"/>
         </w:rPr>
-        <w:t xml:space="preserve">RF04 – Realizar Login (Apenas </w:t>
-      </w:r>
-      <w:proofErr w:type="spellStart"/>
-      <w:r>
-        <w:rPr>
-          <w:b/>
-          <w:bCs/>
-          <w:sz w:val="32"/>
-          <w:szCs w:val="32"/>
-        </w:rPr>
-        <w:t>Admin</w:t>
-      </w:r>
-      <w:proofErr w:type="spellEnd"/>
-      <w:r>
-        <w:rPr>
-          <w:b/>
-          <w:bCs/>
-          <w:sz w:val="32"/>
-          <w:szCs w:val="32"/>
-        </w:rPr>
-        <w:t>)</w:t>
+        <w:t>RF04 – Realizar Login (Apenas Admin)</w:t>
       </w:r>
     </w:p>
     <w:tbl>
@@ -1876,7 +1659,7 @@
                 <w:b/>
                 <w:bCs/>
               </w:rPr>
-              <w:t>Responsável</w:t>
+              <w:t>Ator</w:t>
             </w:r>
           </w:p>
         </w:tc>
@@ -1887,11 +1670,9 @@
             <w:hideMark/>
           </w:tcPr>
           <w:p>
-            <w:proofErr w:type="spellStart"/>
-            <w:r>
-              <w:t>xxxxx</w:t>
-            </w:r>
-            <w:proofErr w:type="spellEnd"/>
+            <w:r>
+              <w:t>Gestor / Admin</w:t>
+            </w:r>
           </w:p>
         </w:tc>
       </w:tr>
@@ -1911,7 +1692,7 @@
                 <w:b/>
                 <w:bCs/>
               </w:rPr>
-              <w:t>Ator</w:t>
+              <w:t>Descrição</w:t>
             </w:r>
           </w:p>
         </w:tc>
@@ -1923,13 +1704,8 @@
           </w:tcPr>
           <w:p>
             <w:r>
-              <w:t xml:space="preserve">Gestor / </w:t>
-            </w:r>
-            <w:proofErr w:type="spellStart"/>
-            <w:r>
-              <w:t>Admin</w:t>
-            </w:r>
-            <w:proofErr w:type="spellEnd"/>
+              <w:t>Permite ao Gestor autenticar-se no sistema através de um botão no index, obtendo acesso às funcionalidades de backoffice. O utilizador comum não tem login.</w:t>
+            </w:r>
           </w:p>
         </w:tc>
       </w:tr>
@@ -1949,7 +1725,7 @@
                 <w:b/>
                 <w:bCs/>
               </w:rPr>
-              <w:t>Descrição</w:t>
+              <w:t>Pré-condições</w:t>
             </w:r>
           </w:p>
         </w:tc>
@@ -1961,23 +1737,7 @@
           </w:tcPr>
           <w:p>
             <w:r>
-              <w:t xml:space="preserve">Permite ao Gestor autenticar-se no sistema através de um botão no </w:t>
-            </w:r>
-            <w:proofErr w:type="spellStart"/>
-            <w:r>
-              <w:t>index</w:t>
-            </w:r>
-            <w:proofErr w:type="spellEnd"/>
-            <w:r>
-              <w:t xml:space="preserve">, obtendo acesso às funcionalidades de </w:t>
-            </w:r>
-            <w:proofErr w:type="spellStart"/>
-            <w:r>
-              <w:t>backoffice</w:t>
-            </w:r>
-            <w:proofErr w:type="spellEnd"/>
-            <w:r>
-              <w:t>. O utilizador comum não tem login.</w:t>
+              <w:t>O Gestor está registado no sistema com credenciais válidas.</w:t>
             </w:r>
           </w:p>
         </w:tc>
@@ -1998,7 +1758,7 @@
                 <w:b/>
                 <w:bCs/>
               </w:rPr>
-              <w:t>Pré-condições</w:t>
+              <w:t>Pós-condições</w:t>
             </w:r>
           </w:p>
         </w:tc>
@@ -2010,48 +1770,7 @@
           </w:tcPr>
           <w:p>
             <w:r>
-              <w:t>O Gestor está registado no sistema com credenciais válidas.</w:t>
-            </w:r>
-          </w:p>
-        </w:tc>
-      </w:tr>
-      <w:tr>
-        <w:trPr>
-          <w:tblCellSpacing w:w="15" w:type="dxa"/>
-        </w:trPr>
-        <w:tc>
-          <w:tcPr>
-            <w:tcW w:w="3216" w:type="dxa"/>
-            <w:vAlign w:val="center"/>
-            <w:hideMark/>
-          </w:tcPr>
-          <w:p>
-            <w:r>
-              <w:rPr>
-                <w:b/>
-                <w:bCs/>
-              </w:rPr>
-              <w:t>Pós-condições</w:t>
-            </w:r>
-          </w:p>
-        </w:tc>
-        <w:tc>
-          <w:tcPr>
-            <w:tcW w:w="6054" w:type="dxa"/>
-            <w:vAlign w:val="center"/>
-            <w:hideMark/>
-          </w:tcPr>
-          <w:p>
-            <w:r>
-              <w:t xml:space="preserve">O Gestor fica autenticado e é redirecionado para a área de </w:t>
-            </w:r>
-            <w:proofErr w:type="spellStart"/>
-            <w:r>
-              <w:t>backoffice</w:t>
-            </w:r>
-            <w:proofErr w:type="spellEnd"/>
-            <w:r>
-              <w:t>.</w:t>
+              <w:t>O Gestor fica autenticado e é redirecionado para a área de backoffice.</w:t>
             </w:r>
           </w:p>
         </w:tc>
@@ -2091,15 +1810,7 @@
         </w:numPr>
       </w:pPr>
       <w:r>
-        <w:t xml:space="preserve">O sistema apresenta o </w:t>
-      </w:r>
-      <w:proofErr w:type="spellStart"/>
-      <w:r>
-        <w:t>index</w:t>
-      </w:r>
-      <w:proofErr w:type="spellEnd"/>
-      <w:r>
-        <w:t xml:space="preserve"> com informações públicas (calendário, </w:t>
+        <w:t xml:space="preserve">O sistema apresenta o index com informações públicas (calendário, </w:t>
       </w:r>
       <w:r>
         <w:t>seleção</w:t>
@@ -2133,23 +1844,7 @@
           <w:b/>
           <w:bCs/>
         </w:rPr>
-        <w:t xml:space="preserve">"Login </w:t>
-      </w:r>
-      <w:proofErr w:type="spellStart"/>
-      <w:r>
-        <w:rPr>
-          <w:b/>
-          <w:bCs/>
-        </w:rPr>
-        <w:t>Admin</w:t>
-      </w:r>
-      <w:proofErr w:type="spellEnd"/>
-      <w:r>
-        <w:rPr>
-          <w:b/>
-          <w:bCs/>
-        </w:rPr>
-        <w:t>"</w:t>
+        <w:t>"Login Admin"</w:t>
       </w:r>
       <w:r>
         <w:t>.</w:t>
@@ -2196,15 +1891,7 @@
         </w:numPr>
       </w:pPr>
       <w:r>
-        <w:t>O sistema valida as credenciais (</w:t>
-      </w:r>
-      <w:proofErr w:type="spellStart"/>
-      <w:r>
-        <w:t>hash</w:t>
-      </w:r>
-      <w:proofErr w:type="spellEnd"/>
-      <w:r>
-        <w:t xml:space="preserve"> SHA-1).</w:t>
+        <w:t>O sistema valida as credenciais (hash SHA-1).</w:t>
       </w:r>
     </w:p>
     <w:p>
@@ -2215,23 +1902,7 @@
         </w:numPr>
       </w:pPr>
       <w:r>
-        <w:t xml:space="preserve">O </w:t>
-      </w:r>
-      <w:proofErr w:type="gramStart"/>
-      <w:r>
-        <w:t>sistema autêntica</w:t>
-      </w:r>
-      <w:proofErr w:type="gramEnd"/>
-      <w:r>
-        <w:t xml:space="preserve"> o Gestor e redireciona para o </w:t>
-      </w:r>
-      <w:proofErr w:type="spellStart"/>
-      <w:r>
-        <w:t>backoffice</w:t>
-      </w:r>
-      <w:proofErr w:type="spellEnd"/>
-      <w:r>
-        <w:t>.</w:t>
+        <w:t>O sistema autêntica o Gestor e redireciona para o backoffice.</w:t>
       </w:r>
     </w:p>
     <w:p>
@@ -2260,7 +1931,6 @@
     </w:p>
     <w:p>
       <w:r>
-        <w:lastRenderedPageBreak/>
         <w:t>7a.1. O sistema deteta que as credenciais não correspondem a nenhum registo.</w:t>
       </w:r>
       <w:r>
@@ -2289,6 +1959,7 @@
           <w:sz w:val="32"/>
           <w:szCs w:val="32"/>
         </w:rPr>
+        <w:lastRenderedPageBreak/>
         <w:t>RF05 – Criar Grupos</w:t>
       </w:r>
     </w:p>
@@ -2374,7 +2045,7 @@
                 <w:b/>
                 <w:bCs/>
               </w:rPr>
-              <w:t>Responsável</w:t>
+              <w:t>Ator</w:t>
             </w:r>
           </w:p>
         </w:tc>
@@ -2385,11 +2056,9 @@
             <w:hideMark/>
           </w:tcPr>
           <w:p>
-            <w:proofErr w:type="spellStart"/>
-            <w:r>
-              <w:t>xxxxxxxx</w:t>
-            </w:r>
-            <w:proofErr w:type="spellEnd"/>
+            <w:r>
+              <w:t>Gestor (autenticado)</w:t>
+            </w:r>
           </w:p>
         </w:tc>
       </w:tr>
@@ -2409,7 +2078,7 @@
                 <w:b/>
                 <w:bCs/>
               </w:rPr>
-              <w:t>Ator</w:t>
+              <w:t>Descrição</w:t>
             </w:r>
           </w:p>
         </w:tc>
@@ -2421,7 +2090,13 @@
           </w:tcPr>
           <w:p>
             <w:r>
-              <w:t>Gestor (autenticado)</w:t>
+              <w:t xml:space="preserve">Permite ao Gestor criar os grupos da fase de grupos do campeonato e associar as </w:t>
+            </w:r>
+            <w:r>
+              <w:t>seleção</w:t>
+            </w:r>
+            <w:r>
+              <w:t xml:space="preserve"> participantes a cada grupo.</w:t>
             </w:r>
           </w:p>
         </w:tc>
@@ -2442,7 +2117,7 @@
                 <w:b/>
                 <w:bCs/>
               </w:rPr>
-              <w:t>Descrição</w:t>
+              <w:t>Pré-condições</w:t>
             </w:r>
           </w:p>
         </w:tc>
@@ -2454,18 +2129,13 @@
           </w:tcPr>
           <w:p>
             <w:r>
-              <w:t xml:space="preserve">Permite ao Gestor criar os grupos da fase de grupos do campeonato e associar </w:t>
-            </w:r>
-            <w:proofErr w:type="gramStart"/>
-            <w:r>
-              <w:t xml:space="preserve">as </w:t>
+              <w:t xml:space="preserve">Gestor autenticado; </w:t>
             </w:r>
             <w:r>
               <w:t>seleção</w:t>
             </w:r>
-            <w:proofErr w:type="gramEnd"/>
-            <w:r>
-              <w:t xml:space="preserve"> participantes a cada grupo.</w:t>
+            <w:r>
+              <w:t xml:space="preserve"> já registadas no sistema.</w:t>
             </w:r>
           </w:p>
         </w:tc>
@@ -2486,45 +2156,6 @@
                 <w:b/>
                 <w:bCs/>
               </w:rPr>
-              <w:t>Pré-condições</w:t>
-            </w:r>
-          </w:p>
-        </w:tc>
-        <w:tc>
-          <w:tcPr>
-            <w:tcW w:w="6054" w:type="dxa"/>
-            <w:vAlign w:val="center"/>
-            <w:hideMark/>
-          </w:tcPr>
-          <w:p>
-            <w:r>
-              <w:t xml:space="preserve">Gestor autenticado; </w:t>
-            </w:r>
-            <w:r>
-              <w:t>seleção</w:t>
-            </w:r>
-            <w:r>
-              <w:t xml:space="preserve"> já registadas no sistema.</w:t>
-            </w:r>
-          </w:p>
-        </w:tc>
-      </w:tr>
-      <w:tr>
-        <w:trPr>
-          <w:tblCellSpacing w:w="15" w:type="dxa"/>
-        </w:trPr>
-        <w:tc>
-          <w:tcPr>
-            <w:tcW w:w="3216" w:type="dxa"/>
-            <w:vAlign w:val="center"/>
-            <w:hideMark/>
-          </w:tcPr>
-          <w:p>
-            <w:r>
-              <w:rPr>
-                <w:b/>
-                <w:bCs/>
-              </w:rPr>
               <w:t>Pós-condições</w:t>
             </w:r>
           </w:p>
@@ -2588,15 +2219,7 @@
         </w:numPr>
       </w:pPr>
       <w:r>
-        <w:t>O Gestor seleciona "Novo Grupo" e define o nome (</w:t>
-      </w:r>
-      <w:proofErr w:type="spellStart"/>
-      <w:r>
-        <w:t>ex</w:t>
-      </w:r>
-      <w:proofErr w:type="spellEnd"/>
-      <w:r>
-        <w:t>: Grupo A).</w:t>
+        <w:t>O Gestor seleciona "Novo Grupo" e define o nome (ex: Grupo A).</w:t>
       </w:r>
     </w:p>
     <w:p>
@@ -2618,16 +2241,11 @@
         </w:numPr>
       </w:pPr>
       <w:r>
-        <w:t xml:space="preserve">O Gestor seleciona </w:t>
-      </w:r>
-      <w:proofErr w:type="gramStart"/>
-      <w:r>
-        <w:t xml:space="preserve">as </w:t>
+        <w:t xml:space="preserve">O Gestor seleciona as </w:t>
       </w:r>
       <w:r>
         <w:t>seleção</w:t>
       </w:r>
-      <w:proofErr w:type="gramEnd"/>
       <w:r>
         <w:t xml:space="preserve"> a associar ao grupo.</w:t>
       </w:r>
@@ -2685,7 +2303,6 @@
     </w:p>
     <w:p>
       <w:r>
-        <w:lastRenderedPageBreak/>
         <w:t>3a.1. O sistema deteta que já existe um grupo com o mesmo nome.</w:t>
       </w:r>
       <w:r>
@@ -2716,6 +2333,7 @@
     </w:p>
     <w:p>
       <w:r>
+        <w:lastRenderedPageBreak/>
         <w:t>5a.1. O sistema deteta que a equipa selecionada já está associada a um grupo.</w:t>
       </w:r>
       <w:r>
@@ -2829,7 +2447,7 @@
                 <w:b/>
                 <w:bCs/>
               </w:rPr>
-              <w:t>Responsável</w:t>
+              <w:t>Ator</w:t>
             </w:r>
           </w:p>
         </w:tc>
@@ -2840,11 +2458,9 @@
             <w:hideMark/>
           </w:tcPr>
           <w:p>
-            <w:proofErr w:type="spellStart"/>
-            <w:r>
-              <w:t>xxxx</w:t>
-            </w:r>
-            <w:proofErr w:type="spellEnd"/>
+            <w:r>
+              <w:t>Jogador / Funcionário</w:t>
+            </w:r>
           </w:p>
         </w:tc>
       </w:tr>
@@ -2864,7 +2480,7 @@
                 <w:b/>
                 <w:bCs/>
               </w:rPr>
-              <w:t>Ator</w:t>
+              <w:t>Descrição</w:t>
             </w:r>
           </w:p>
         </w:tc>
@@ -2876,7 +2492,7 @@
           </w:tcPr>
           <w:p>
             <w:r>
-              <w:t>Jogador / Funcionário</w:t>
+              <w:t>Permite a jogadores e funcionários credenciados utilizar a aplicação como documento de identificação digital, gerado na forma de QR Code, para passagem em pontos de controlo.</w:t>
             </w:r>
           </w:p>
         </w:tc>
@@ -2897,7 +2513,7 @@
                 <w:b/>
                 <w:bCs/>
               </w:rPr>
-              <w:t>Descrição</w:t>
+              <w:t>Pré-condições</w:t>
             </w:r>
           </w:p>
         </w:tc>
@@ -2909,15 +2525,7 @@
           </w:tcPr>
           <w:p>
             <w:r>
-              <w:t xml:space="preserve">Permite a jogadores e funcionários credenciados utilizar a aplicação como documento de identificação digital, gerado na forma de QR </w:t>
-            </w:r>
-            <w:proofErr w:type="spellStart"/>
-            <w:r>
-              <w:t>Code</w:t>
-            </w:r>
-            <w:proofErr w:type="spellEnd"/>
-            <w:r>
-              <w:t>, para passagem em pontos de controlo.</w:t>
+              <w:t>Jogador/Funcionário autenticado na aplicação; perfil devidamente registado.</w:t>
             </w:r>
           </w:p>
         </w:tc>
@@ -2938,39 +2546,6 @@
                 <w:b/>
                 <w:bCs/>
               </w:rPr>
-              <w:t>Pré-condições</w:t>
-            </w:r>
-          </w:p>
-        </w:tc>
-        <w:tc>
-          <w:tcPr>
-            <w:tcW w:w="6054" w:type="dxa"/>
-            <w:vAlign w:val="center"/>
-            <w:hideMark/>
-          </w:tcPr>
-          <w:p>
-            <w:r>
-              <w:t>Jogador/Funcionário autenticado na aplicação; perfil devidamente registado.</w:t>
-            </w:r>
-          </w:p>
-        </w:tc>
-      </w:tr>
-      <w:tr>
-        <w:trPr>
-          <w:tblCellSpacing w:w="15" w:type="dxa"/>
-        </w:trPr>
-        <w:tc>
-          <w:tcPr>
-            <w:tcW w:w="3216" w:type="dxa"/>
-            <w:vAlign w:val="center"/>
-            <w:hideMark/>
-          </w:tcPr>
-          <w:p>
-            <w:r>
-              <w:rPr>
-                <w:b/>
-                <w:bCs/>
-              </w:rPr>
               <w:t>Pós-condições</w:t>
             </w:r>
           </w:p>
@@ -3045,15 +2620,7 @@
         </w:numPr>
       </w:pPr>
       <w:r>
-        <w:t xml:space="preserve">O sistema gera um QR </w:t>
-      </w:r>
-      <w:proofErr w:type="spellStart"/>
-      <w:r>
-        <w:t>Code</w:t>
-      </w:r>
-      <w:proofErr w:type="spellEnd"/>
-      <w:r>
-        <w:t xml:space="preserve"> seguro associado ao perfil.</w:t>
+        <w:t>O sistema gera um QR Code seguro associado ao perfil.</w:t>
       </w:r>
     </w:p>
     <w:p>
@@ -3064,15 +2631,7 @@
         </w:numPr>
       </w:pPr>
       <w:r>
-        <w:t xml:space="preserve">O utilizador apresenta o QR </w:t>
-      </w:r>
-      <w:proofErr w:type="spellStart"/>
-      <w:r>
-        <w:t>Code</w:t>
-      </w:r>
-      <w:proofErr w:type="spellEnd"/>
-      <w:r>
-        <w:t xml:space="preserve"> no ponto de controlo.</w:t>
+        <w:t>O utilizador apresenta o QR Code no ponto de controlo.</w:t>
       </w:r>
     </w:p>
     <w:p>
@@ -3083,15 +2642,7 @@
         </w:numPr>
       </w:pPr>
       <w:r>
-        <w:t xml:space="preserve">O sistema valida o QR </w:t>
-      </w:r>
-      <w:proofErr w:type="spellStart"/>
-      <w:r>
-        <w:t>Code</w:t>
-      </w:r>
-      <w:proofErr w:type="spellEnd"/>
-      <w:r>
-        <w:t xml:space="preserve"> e confirma o acesso.</w:t>
+        <w:t>O sistema valida o QR Code e confirma o acesso.</w:t>
       </w:r>
     </w:p>
     <w:p>
@@ -3102,7 +2653,6 @@
         </w:numPr>
       </w:pPr>
       <w:r>
-        <w:lastRenderedPageBreak/>
         <w:t>O sistema regista a entrada.</w:t>
       </w:r>
     </w:p>
@@ -3127,36 +2677,12 @@
           <w:b/>
           <w:bCs/>
         </w:rPr>
-        <w:t xml:space="preserve">6a – QR </w:t>
-      </w:r>
-      <w:proofErr w:type="spellStart"/>
-      <w:r>
-        <w:rPr>
-          <w:b/>
-          <w:bCs/>
-        </w:rPr>
-        <w:t>Code</w:t>
-      </w:r>
-      <w:proofErr w:type="spellEnd"/>
-      <w:r>
-        <w:rPr>
-          <w:b/>
-          <w:bCs/>
-        </w:rPr>
-        <w:t xml:space="preserve"> inválido ou expirado</w:t>
-      </w:r>
-    </w:p>
-    <w:p>
-      <w:r>
-        <w:t xml:space="preserve">6a.1. O sistema deteta que o QR </w:t>
-      </w:r>
-      <w:proofErr w:type="spellStart"/>
-      <w:r>
-        <w:t>Code</w:t>
-      </w:r>
-      <w:proofErr w:type="spellEnd"/>
-      <w:r>
-        <w:t xml:space="preserve"> não é válido ou expirou.</w:t>
+        <w:t>6a – QR Code inválido ou expirado</w:t>
+      </w:r>
+    </w:p>
+    <w:p>
+      <w:r>
+        <w:t>6a.1. O sistema deteta que o QR Code não é válido ou expirou.</w:t>
       </w:r>
       <w:r>
         <w:br/>
@@ -3164,15 +2690,7 @@
       </w:r>
       <w:r>
         <w:br/>
-        <w:t xml:space="preserve">6a.3. O utilizador regenera um novo QR </w:t>
-      </w:r>
-      <w:proofErr w:type="spellStart"/>
-      <w:r>
-        <w:t>Code</w:t>
-      </w:r>
-      <w:proofErr w:type="spellEnd"/>
-      <w:r>
-        <w:t>. Retoma no passo 4.</w:t>
+        <w:t>6a.3. O utilizador regenera um novo QR Code. Retoma no passo 4.</w:t>
       </w:r>
     </w:p>
     <w:p/>
@@ -3277,7 +2795,7 @@
                 <w:b/>
                 <w:bCs/>
               </w:rPr>
-              <w:t>Responsável</w:t>
+              <w:t>Ator</w:t>
             </w:r>
           </w:p>
         </w:tc>
@@ -3288,11 +2806,9 @@
             <w:hideMark/>
           </w:tcPr>
           <w:p>
-            <w:proofErr w:type="spellStart"/>
-            <w:r>
-              <w:t>xxxxxxxx</w:t>
-            </w:r>
-            <w:proofErr w:type="spellEnd"/>
+            <w:r>
+              <w:t>Utilizador público (sem login)</w:t>
+            </w:r>
           </w:p>
         </w:tc>
       </w:tr>
@@ -3312,7 +2828,7 @@
                 <w:b/>
                 <w:bCs/>
               </w:rPr>
-              <w:t>Ator</w:t>
+              <w:t>Descrição</w:t>
             </w:r>
           </w:p>
         </w:tc>
@@ -3324,7 +2840,7 @@
           </w:tcPr>
           <w:p>
             <w:r>
-              <w:t>Utilizador público (sem login)</w:t>
+              <w:t>Permite a qualquer visitante consultar a lista de árbitros na competição e os jogos em que cada um atuou.</w:t>
             </w:r>
           </w:p>
         </w:tc>
@@ -3345,7 +2861,7 @@
                 <w:b/>
                 <w:bCs/>
               </w:rPr>
-              <w:t>Descrição</w:t>
+              <w:t>Pré-condições</w:t>
             </w:r>
           </w:p>
         </w:tc>
@@ -3357,7 +2873,7 @@
           </w:tcPr>
           <w:p>
             <w:r>
-              <w:t>Permite a qualquer visitante consultar a lista de árbitros na competição e os jogos em que cada um atuou.</w:t>
+              <w:t>Dados de árbitros e jogos inseridos pelo Backoffice.</w:t>
             </w:r>
           </w:p>
         </w:tc>
@@ -3378,47 +2894,6 @@
                 <w:b/>
                 <w:bCs/>
               </w:rPr>
-              <w:t>Pré-condições</w:t>
-            </w:r>
-          </w:p>
-        </w:tc>
-        <w:tc>
-          <w:tcPr>
-            <w:tcW w:w="6054" w:type="dxa"/>
-            <w:vAlign w:val="center"/>
-            <w:hideMark/>
-          </w:tcPr>
-          <w:p>
-            <w:r>
-              <w:t xml:space="preserve">Dados de árbitros e jogos inseridos pelo </w:t>
-            </w:r>
-            <w:proofErr w:type="spellStart"/>
-            <w:r>
-              <w:t>Backoffice</w:t>
-            </w:r>
-            <w:proofErr w:type="spellEnd"/>
-            <w:r>
-              <w:t>.</w:t>
-            </w:r>
-          </w:p>
-        </w:tc>
-      </w:tr>
-      <w:tr>
-        <w:trPr>
-          <w:tblCellSpacing w:w="15" w:type="dxa"/>
-        </w:trPr>
-        <w:tc>
-          <w:tcPr>
-            <w:tcW w:w="3216" w:type="dxa"/>
-            <w:vAlign w:val="center"/>
-            <w:hideMark/>
-          </w:tcPr>
-          <w:p>
-            <w:r>
-              <w:rPr>
-                <w:b/>
-                <w:bCs/>
-              </w:rPr>
               <w:t>Pós-condições</w:t>
             </w:r>
           </w:p>
@@ -3556,7 +3031,6 @@
           <w:sz w:val="32"/>
           <w:szCs w:val="32"/>
         </w:rPr>
-        <w:lastRenderedPageBreak/>
         <w:t xml:space="preserve">RF08 – Visualizar </w:t>
       </w:r>
       <w:r>
@@ -3651,7 +3125,7 @@
                 <w:b/>
                 <w:bCs/>
               </w:rPr>
-              <w:t>Responsável</w:t>
+              <w:t>Ator</w:t>
             </w:r>
           </w:p>
         </w:tc>
@@ -3662,11 +3136,9 @@
             <w:hideMark/>
           </w:tcPr>
           <w:p>
-            <w:proofErr w:type="spellStart"/>
-            <w:r>
-              <w:t>xxxxxx</w:t>
-            </w:r>
-            <w:proofErr w:type="spellEnd"/>
+            <w:r>
+              <w:t>Utilizador público (sem login)</w:t>
+            </w:r>
           </w:p>
         </w:tc>
       </w:tr>
@@ -3686,7 +3158,7 @@
                 <w:b/>
                 <w:bCs/>
               </w:rPr>
-              <w:t>Ator</w:t>
+              <w:t>Descrição</w:t>
             </w:r>
           </w:p>
         </w:tc>
@@ -3698,7 +3170,7 @@
           </w:tcPr>
           <w:p>
             <w:r>
-              <w:t>Utilizador público (sem login)</w:t>
+              <w:t>Permite a qualquer visitante consultar a lista de seleções participantes, com informação do plantel e treinador.</w:t>
             </w:r>
           </w:p>
         </w:tc>
@@ -3719,7 +3191,7 @@
                 <w:b/>
                 <w:bCs/>
               </w:rPr>
-              <w:t>Descrição</w:t>
+              <w:t>Pré-condições</w:t>
             </w:r>
           </w:p>
         </w:tc>
@@ -3731,7 +3203,10 @@
           </w:tcPr>
           <w:p>
             <w:r>
-              <w:t>Permite a qualquer visitante consultar a lista de seleções participantes, com informação do plantel e treinador.</w:t>
+              <w:t>Seleção</w:t>
+            </w:r>
+            <w:r>
+              <w:t xml:space="preserve"> registadas no sistema pelo Backoffice.</w:t>
             </w:r>
           </w:p>
         </w:tc>
@@ -3752,50 +3227,7 @@
                 <w:b/>
                 <w:bCs/>
               </w:rPr>
-              <w:t>Pré-condições</w:t>
-            </w:r>
-          </w:p>
-        </w:tc>
-        <w:tc>
-          <w:tcPr>
-            <w:tcW w:w="6054" w:type="dxa"/>
-            <w:vAlign w:val="center"/>
-            <w:hideMark/>
-          </w:tcPr>
-          <w:p>
-            <w:r>
-              <w:t>Seleção</w:t>
-            </w:r>
-            <w:r>
-              <w:t xml:space="preserve"> registadas no sistema pelo </w:t>
-            </w:r>
-            <w:proofErr w:type="spellStart"/>
-            <w:r>
-              <w:t>Backoffice</w:t>
-            </w:r>
-            <w:proofErr w:type="spellEnd"/>
-            <w:r>
-              <w:t>.</w:t>
-            </w:r>
-          </w:p>
-        </w:tc>
-      </w:tr>
-      <w:tr>
-        <w:trPr>
-          <w:tblCellSpacing w:w="15" w:type="dxa"/>
-        </w:trPr>
-        <w:tc>
-          <w:tcPr>
-            <w:tcW w:w="3216" w:type="dxa"/>
-            <w:vAlign w:val="center"/>
-            <w:hideMark/>
-          </w:tcPr>
-          <w:p>
-            <w:r>
-              <w:rPr>
-                <w:b/>
-                <w:bCs/>
-              </w:rPr>
+              <w:lastRenderedPageBreak/>
               <w:t>Pós-condições</w:t>
             </w:r>
           </w:p>
@@ -4056,7 +3488,7 @@
                 <w:b/>
                 <w:bCs/>
               </w:rPr>
-              <w:t>Responsável</w:t>
+              <w:t>Ator</w:t>
             </w:r>
           </w:p>
         </w:tc>
@@ -4067,11 +3499,9 @@
             <w:hideMark/>
           </w:tcPr>
           <w:p>
-            <w:proofErr w:type="spellStart"/>
-            <w:r>
-              <w:t>xxxxx</w:t>
-            </w:r>
-            <w:proofErr w:type="spellEnd"/>
+            <w:r>
+              <w:t>Gestor (autenticado)</w:t>
+            </w:r>
           </w:p>
         </w:tc>
       </w:tr>
@@ -4091,8 +3521,7 @@
                 <w:b/>
                 <w:bCs/>
               </w:rPr>
-              <w:lastRenderedPageBreak/>
-              <w:t>Ator</w:t>
+              <w:t>Descrição</w:t>
             </w:r>
           </w:p>
         </w:tc>
@@ -4104,7 +3533,7 @@
           </w:tcPr>
           <w:p>
             <w:r>
-              <w:t>Gestor (autenticado)</w:t>
+              <w:t>Permite ao Gestor registar uma seleção nacional participante no campeonato, incluindo o seu plantel de jogadores e treinador.</w:t>
             </w:r>
           </w:p>
         </w:tc>
@@ -4125,7 +3554,7 @@
                 <w:b/>
                 <w:bCs/>
               </w:rPr>
-              <w:t>Descrição</w:t>
+              <w:t>Pré-condições</w:t>
             </w:r>
           </w:p>
         </w:tc>
@@ -4137,7 +3566,7 @@
           </w:tcPr>
           <w:p>
             <w:r>
-              <w:t>Permite ao Gestor registar uma seleção nacional participante no campeonato, incluindo o seu plantel de jogadores e treinador.</w:t>
+              <w:t>Gestor autenticado. A equipa tem de ter sido apurada para o campeonato.</w:t>
             </w:r>
           </w:p>
         </w:tc>
@@ -4158,39 +3587,6 @@
                 <w:b/>
                 <w:bCs/>
               </w:rPr>
-              <w:t>Pré-condições</w:t>
-            </w:r>
-          </w:p>
-        </w:tc>
-        <w:tc>
-          <w:tcPr>
-            <w:tcW w:w="6054" w:type="dxa"/>
-            <w:vAlign w:val="center"/>
-            <w:hideMark/>
-          </w:tcPr>
-          <w:p>
-            <w:r>
-              <w:t>Gestor autenticado. A equipa tem de ter sido apurada para o campeonato.</w:t>
-            </w:r>
-          </w:p>
-        </w:tc>
-      </w:tr>
-      <w:tr>
-        <w:trPr>
-          <w:tblCellSpacing w:w="15" w:type="dxa"/>
-        </w:trPr>
-        <w:tc>
-          <w:tcPr>
-            <w:tcW w:w="3216" w:type="dxa"/>
-            <w:vAlign w:val="center"/>
-            <w:hideMark/>
-          </w:tcPr>
-          <w:p>
-            <w:r>
-              <w:rPr>
-                <w:b/>
-                <w:bCs/>
-              </w:rPr>
               <w:t>Pós-condições</w:t>
             </w:r>
           </w:p>
@@ -4232,6 +3628,7 @@
         </w:numPr>
       </w:pPr>
       <w:r>
+        <w:lastRenderedPageBreak/>
         <w:t xml:space="preserve">O Gestor acede ao menu "Gestão de </w:t>
       </w:r>
       <w:r>
@@ -4288,15 +3685,7 @@
         </w:numPr>
       </w:pPr>
       <w:r>
-        <w:t>O Gestor insere o nome da seleção (</w:t>
-      </w:r>
-      <w:proofErr w:type="spellStart"/>
-      <w:r>
-        <w:t>ex</w:t>
-      </w:r>
-      <w:proofErr w:type="spellEnd"/>
-      <w:r>
-        <w:t>: Portugal) e os dados do treinador.</w:t>
+        <w:t>O Gestor insere o nome da seleção (ex: Portugal) e os dados do treinador.</w:t>
       </w:r>
     </w:p>
     <w:p>
@@ -4399,16 +3788,7 @@
     </w:p>
     <w:p>
       <w:r>
-        <w:lastRenderedPageBreak/>
-        <w:t xml:space="preserve">8b.1. O </w:t>
-      </w:r>
-      <w:proofErr w:type="gramStart"/>
-      <w:r>
-        <w:t>sistema valida</w:t>
-      </w:r>
-      <w:proofErr w:type="gramEnd"/>
-      <w:r>
-        <w:t xml:space="preserve"> se a equipa está apurada para o campeonato.</w:t>
+        <w:t>8b.1. O sistema valida se a equipa está apurada para o campeonato.</w:t>
       </w:r>
       <w:r>
         <w:br/>
@@ -4522,7 +3902,7 @@
                 <w:b/>
                 <w:bCs/>
               </w:rPr>
-              <w:t>Responsável</w:t>
+              <w:t>Ator</w:t>
             </w:r>
           </w:p>
         </w:tc>
@@ -4533,11 +3913,9 @@
             <w:hideMark/>
           </w:tcPr>
           <w:p>
-            <w:proofErr w:type="spellStart"/>
-            <w:r>
-              <w:t>xxxx</w:t>
-            </w:r>
-            <w:proofErr w:type="spellEnd"/>
+            <w:r>
+              <w:t>Gestor (autenticado)</w:t>
+            </w:r>
           </w:p>
         </w:tc>
       </w:tr>
@@ -4557,7 +3935,8 @@
                 <w:b/>
                 <w:bCs/>
               </w:rPr>
-              <w:t>Ator</w:t>
+              <w:lastRenderedPageBreak/>
+              <w:t>Descrição</w:t>
             </w:r>
           </w:p>
         </w:tc>
@@ -4569,7 +3948,7 @@
           </w:tcPr>
           <w:p>
             <w:r>
-              <w:t>Gestor (autenticado)</w:t>
+              <w:t>Permite ao Gestor registar um novo estádio no sistema com nome, localização geográfica (latitude e longitude) e lotação total.</w:t>
             </w:r>
           </w:p>
         </w:tc>
@@ -4590,7 +3969,7 @@
                 <w:b/>
                 <w:bCs/>
               </w:rPr>
-              <w:t>Descrição</w:t>
+              <w:t>Pré-condições</w:t>
             </w:r>
           </w:p>
         </w:tc>
@@ -4602,7 +3981,7 @@
           </w:tcPr>
           <w:p>
             <w:r>
-              <w:t>Permite ao Gestor registar um novo estádio no sistema com nome, localização geográfica (latitude e longitude) e lotação total.</w:t>
+              <w:t>Gestor autenticado no sistema via backoffice.</w:t>
             </w:r>
           </w:p>
         </w:tc>
@@ -4623,47 +4002,6 @@
                 <w:b/>
                 <w:bCs/>
               </w:rPr>
-              <w:t>Pré-condições</w:t>
-            </w:r>
-          </w:p>
-        </w:tc>
-        <w:tc>
-          <w:tcPr>
-            <w:tcW w:w="6196" w:type="dxa"/>
-            <w:vAlign w:val="center"/>
-            <w:hideMark/>
-          </w:tcPr>
-          <w:p>
-            <w:r>
-              <w:t xml:space="preserve">Gestor autenticado no sistema via </w:t>
-            </w:r>
-            <w:proofErr w:type="spellStart"/>
-            <w:r>
-              <w:t>backoffice</w:t>
-            </w:r>
-            <w:proofErr w:type="spellEnd"/>
-            <w:r>
-              <w:t>.</w:t>
-            </w:r>
-          </w:p>
-        </w:tc>
-      </w:tr>
-      <w:tr>
-        <w:trPr>
-          <w:tblCellSpacing w:w="15" w:type="dxa"/>
-        </w:trPr>
-        <w:tc>
-          <w:tcPr>
-            <w:tcW w:w="3074" w:type="dxa"/>
-            <w:vAlign w:val="center"/>
-            <w:hideMark/>
-          </w:tcPr>
-          <w:p>
-            <w:r>
-              <w:rPr>
-                <w:b/>
-                <w:bCs/>
-              </w:rPr>
               <w:t>Pós-condições</w:t>
             </w:r>
           </w:p>
@@ -4802,7 +4140,6 @@
           <w:b/>
           <w:bCs/>
         </w:rPr>
-        <w:lastRenderedPageBreak/>
         <w:t>Cenários Alternativos</w:t>
       </w:r>
     </w:p>
@@ -4817,23 +4154,7 @@
     </w:p>
     <w:p>
       <w:r>
-        <w:t>7a.1. O sistema deteta campos obrigatórios vazios ou coordenadas fora do intervalo válido (-</w:t>
-      </w:r>
-      <w:proofErr w:type="gramStart"/>
-      <w:r>
-        <w:t>90..</w:t>
-      </w:r>
-      <w:proofErr w:type="gramEnd"/>
-      <w:r>
-        <w:t>90 / -</w:t>
-      </w:r>
-      <w:proofErr w:type="gramStart"/>
-      <w:r>
-        <w:t>180..</w:t>
-      </w:r>
-      <w:proofErr w:type="gramEnd"/>
-      <w:r>
-        <w:t>180).</w:t>
+        <w:t>7a.1. O sistema deteta campos obrigatórios vazios ou coordenadas fora do intervalo válido (-90..90 / -180..180).</w:t>
       </w:r>
       <w:r>
         <w:br/>
@@ -4968,7 +4289,7 @@
                 <w:b/>
                 <w:bCs/>
               </w:rPr>
-              <w:t>Responsável</w:t>
+              <w:t>Ator</w:t>
             </w:r>
           </w:p>
         </w:tc>
@@ -4979,11 +4300,9 @@
             <w:hideMark/>
           </w:tcPr>
           <w:p>
-            <w:proofErr w:type="spellStart"/>
-            <w:r>
-              <w:t>xxxxxxx</w:t>
-            </w:r>
-            <w:proofErr w:type="spellEnd"/>
+            <w:r>
+              <w:t>Utilizador público (sem login)</w:t>
+            </w:r>
           </w:p>
         </w:tc>
       </w:tr>
@@ -5003,7 +4322,7 @@
                 <w:b/>
                 <w:bCs/>
               </w:rPr>
-              <w:t>Ator</w:t>
+              <w:t>Descrição</w:t>
             </w:r>
           </w:p>
         </w:tc>
@@ -5015,7 +4334,13 @@
           </w:tcPr>
           <w:p>
             <w:r>
-              <w:t>Utilizador público (sem login)</w:t>
+              <w:t xml:space="preserve">Permite a qualquer visitante consultar o calendário completo de jogos do campeonato, com datas, horas, </w:t>
+            </w:r>
+            <w:r>
+              <w:t>seleção</w:t>
+            </w:r>
+            <w:r>
+              <w:t xml:space="preserve"> e estádios.</w:t>
             </w:r>
           </w:p>
         </w:tc>
@@ -5036,7 +4361,7 @@
                 <w:b/>
                 <w:bCs/>
               </w:rPr>
-              <w:t>Descrição</w:t>
+              <w:t>Pré-condições</w:t>
             </w:r>
           </w:p>
         </w:tc>
@@ -5048,13 +4373,13 @@
           </w:tcPr>
           <w:p>
             <w:r>
-              <w:t xml:space="preserve">Permite a qualquer visitante consultar o calendário completo de jogos do campeonato, com datas, horas, </w:t>
-            </w:r>
-            <w:r>
-              <w:t>seleção</w:t>
-            </w:r>
-            <w:r>
-              <w:t xml:space="preserve"> e estádios.</w:t>
+              <w:t>Exist</w:t>
+            </w:r>
+            <w:r>
+              <w:t>ire</w:t>
+            </w:r>
+            <w:r>
+              <w:t>m jogos publicados no calendário.</w:t>
             </w:r>
           </w:p>
         </w:tc>
@@ -5075,45 +4400,6 @@
                 <w:b/>
                 <w:bCs/>
               </w:rPr>
-              <w:t>Pré-condições</w:t>
-            </w:r>
-          </w:p>
-        </w:tc>
-        <w:tc>
-          <w:tcPr>
-            <w:tcW w:w="6054" w:type="dxa"/>
-            <w:vAlign w:val="center"/>
-            <w:hideMark/>
-          </w:tcPr>
-          <w:p>
-            <w:r>
-              <w:t>Exist</w:t>
-            </w:r>
-            <w:r>
-              <w:t>ire</w:t>
-            </w:r>
-            <w:r>
-              <w:t>m jogos publicados no calendário.</w:t>
-            </w:r>
-          </w:p>
-        </w:tc>
-      </w:tr>
-      <w:tr>
-        <w:trPr>
-          <w:tblCellSpacing w:w="15" w:type="dxa"/>
-        </w:trPr>
-        <w:tc>
-          <w:tcPr>
-            <w:tcW w:w="3216" w:type="dxa"/>
-            <w:vAlign w:val="center"/>
-            <w:hideMark/>
-          </w:tcPr>
-          <w:p>
-            <w:r>
-              <w:rPr>
-                <w:b/>
-                <w:bCs/>
-              </w:rPr>
               <w:t>Pós-condições</w:t>
             </w:r>
           </w:p>
@@ -5210,7 +4496,6 @@
         </w:numPr>
       </w:pPr>
       <w:r>
-        <w:lastRenderedPageBreak/>
         <w:t>O sistema atualiza a listagem com os filtros aplicados.</w:t>
       </w:r>
     </w:p>
@@ -5311,6 +4596,7 @@
                 <w:b/>
                 <w:bCs/>
               </w:rPr>
+              <w:lastRenderedPageBreak/>
               <w:t>Campo</w:t>
             </w:r>
           </w:p>
@@ -5354,7 +4640,7 @@
                 <w:b/>
                 <w:bCs/>
               </w:rPr>
-              <w:t>Responsável</w:t>
+              <w:t>Ator</w:t>
             </w:r>
           </w:p>
         </w:tc>
@@ -5365,11 +4651,9 @@
             <w:hideMark/>
           </w:tcPr>
           <w:p>
-            <w:proofErr w:type="spellStart"/>
-            <w:r>
-              <w:t>xxx</w:t>
-            </w:r>
-            <w:proofErr w:type="spellEnd"/>
+            <w:r>
+              <w:t>Gestor (autenticado)</w:t>
+            </w:r>
           </w:p>
         </w:tc>
       </w:tr>
@@ -5389,7 +4673,7 @@
                 <w:b/>
                 <w:bCs/>
               </w:rPr>
-              <w:t>Ator</w:t>
+              <w:t>Descrição</w:t>
             </w:r>
           </w:p>
         </w:tc>
@@ -5401,7 +4685,7 @@
           </w:tcPr>
           <w:p>
             <w:r>
-              <w:t>Gestor (autenticado)</w:t>
+              <w:t>Permite ao Gestor registar e gerir os centros de estágio e campos de treino de cada seleção durante o campeonato.</w:t>
             </w:r>
           </w:p>
         </w:tc>
@@ -5422,7 +4706,7 @@
                 <w:b/>
                 <w:bCs/>
               </w:rPr>
-              <w:t>Descrição</w:t>
+              <w:t>Pré-condições</w:t>
             </w:r>
           </w:p>
         </w:tc>
@@ -5434,7 +4718,13 @@
           </w:tcPr>
           <w:p>
             <w:r>
-              <w:t>Permite ao Gestor registar e gerir os centros de estágio e campos de treino de cada seleção durante o campeonato.</w:t>
+              <w:t xml:space="preserve">Gestor autenticado; </w:t>
+            </w:r>
+            <w:r>
+              <w:t>seleção</w:t>
+            </w:r>
+            <w:r>
+              <w:t xml:space="preserve"> previamente criadas.</w:t>
             </w:r>
           </w:p>
         </w:tc>
@@ -5455,45 +4745,6 @@
                 <w:b/>
                 <w:bCs/>
               </w:rPr>
-              <w:t>Pré-condições</w:t>
-            </w:r>
-          </w:p>
-        </w:tc>
-        <w:tc>
-          <w:tcPr>
-            <w:tcW w:w="6196" w:type="dxa"/>
-            <w:vAlign w:val="center"/>
-            <w:hideMark/>
-          </w:tcPr>
-          <w:p>
-            <w:r>
-              <w:t xml:space="preserve">Gestor autenticado; </w:t>
-            </w:r>
-            <w:r>
-              <w:t>seleção</w:t>
-            </w:r>
-            <w:r>
-              <w:t xml:space="preserve"> previamente criadas.</w:t>
-            </w:r>
-          </w:p>
-        </w:tc>
-      </w:tr>
-      <w:tr>
-        <w:trPr>
-          <w:tblCellSpacing w:w="15" w:type="dxa"/>
-        </w:trPr>
-        <w:tc>
-          <w:tcPr>
-            <w:tcW w:w="3074" w:type="dxa"/>
-            <w:vAlign w:val="center"/>
-            <w:hideMark/>
-          </w:tcPr>
-          <w:p>
-            <w:r>
-              <w:rPr>
-                <w:b/>
-                <w:bCs/>
-              </w:rPr>
               <w:t>Pós-condições</w:t>
             </w:r>
           </w:p>
@@ -5625,7 +4876,6 @@
           <w:b/>
           <w:bCs/>
         </w:rPr>
-        <w:lastRenderedPageBreak/>
         <w:t>5a – Dados em falta</w:t>
       </w:r>
     </w:p>
@@ -5744,7 +4994,7 @@
                 <w:b/>
                 <w:bCs/>
               </w:rPr>
-              <w:t>Responsável</w:t>
+              <w:t>Ator</w:t>
             </w:r>
           </w:p>
         </w:tc>
@@ -5755,11 +5005,9 @@
             <w:hideMark/>
           </w:tcPr>
           <w:p>
-            <w:proofErr w:type="spellStart"/>
-            <w:r>
-              <w:t>xxxx</w:t>
-            </w:r>
-            <w:proofErr w:type="spellEnd"/>
+            <w:r>
+              <w:t>Gestor (autenticado)</w:t>
+            </w:r>
           </w:p>
         </w:tc>
       </w:tr>
@@ -5779,7 +5027,8 @@
                 <w:b/>
                 <w:bCs/>
               </w:rPr>
-              <w:t>Ator</w:t>
+              <w:lastRenderedPageBreak/>
+              <w:t>Descrição</w:t>
             </w:r>
           </w:p>
         </w:tc>
@@ -5791,7 +5040,7 @@
           </w:tcPr>
           <w:p>
             <w:r>
-              <w:t>Gestor (autenticado)</w:t>
+              <w:t>Permite ao Gestor registar as deslocações logísticas de cada equipa (origem, destino, data/hora), associando-as ao calendário de jogos ou de treinos.</w:t>
             </w:r>
           </w:p>
         </w:tc>
@@ -5812,7 +5061,7 @@
                 <w:b/>
                 <w:bCs/>
               </w:rPr>
-              <w:t>Descrição</w:t>
+              <w:t>Pré-condições</w:t>
             </w:r>
           </w:p>
         </w:tc>
@@ -5824,7 +5073,13 @@
           </w:tcPr>
           <w:p>
             <w:r>
-              <w:t>Permite ao Gestor registar as deslocações logísticas de cada equipa (origem, destino, data/hora), associando-as ao calendário de jogos ou de treinos.</w:t>
+              <w:t xml:space="preserve">Gestor autenticado; </w:t>
+            </w:r>
+            <w:r>
+              <w:t>seleção</w:t>
+            </w:r>
+            <w:r>
+              <w:t xml:space="preserve"> criadas.</w:t>
             </w:r>
           </w:p>
         </w:tc>
@@ -5845,45 +5100,6 @@
                 <w:b/>
                 <w:bCs/>
               </w:rPr>
-              <w:t>Pré-condições</w:t>
-            </w:r>
-          </w:p>
-        </w:tc>
-        <w:tc>
-          <w:tcPr>
-            <w:tcW w:w="6054" w:type="dxa"/>
-            <w:vAlign w:val="center"/>
-            <w:hideMark/>
-          </w:tcPr>
-          <w:p>
-            <w:r>
-              <w:t xml:space="preserve">Gestor autenticado; </w:t>
-            </w:r>
-            <w:r>
-              <w:t>seleção</w:t>
-            </w:r>
-            <w:r>
-              <w:t xml:space="preserve"> criadas.</w:t>
-            </w:r>
-          </w:p>
-        </w:tc>
-      </w:tr>
-      <w:tr>
-        <w:trPr>
-          <w:tblCellSpacing w:w="15" w:type="dxa"/>
-        </w:trPr>
-        <w:tc>
-          <w:tcPr>
-            <w:tcW w:w="3216" w:type="dxa"/>
-            <w:vAlign w:val="center"/>
-            <w:hideMark/>
-          </w:tcPr>
-          <w:p>
-            <w:r>
-              <w:rPr>
-                <w:b/>
-                <w:bCs/>
-              </w:rPr>
               <w:t>Pós-condições</w:t>
             </w:r>
           </w:p>
@@ -6031,7 +5247,6 @@
           <w:b/>
           <w:bCs/>
         </w:rPr>
-        <w:lastRenderedPageBreak/>
         <w:t>5a – Dados em falta</w:t>
       </w:r>
     </w:p>
@@ -6150,7 +5365,7 @@
                 <w:b/>
                 <w:bCs/>
               </w:rPr>
-              <w:t>Responsável</w:t>
+              <w:t>Ator</w:t>
             </w:r>
           </w:p>
         </w:tc>
@@ -6161,11 +5376,9 @@
             <w:hideMark/>
           </w:tcPr>
           <w:p>
-            <w:proofErr w:type="spellStart"/>
-            <w:r>
-              <w:t>xxxx</w:t>
-            </w:r>
-            <w:proofErr w:type="spellEnd"/>
+            <w:r>
+              <w:t>Utilizador público (sem login)</w:t>
+            </w:r>
           </w:p>
         </w:tc>
       </w:tr>
@@ -6185,7 +5398,8 @@
                 <w:b/>
                 <w:bCs/>
               </w:rPr>
-              <w:t>Ator</w:t>
+              <w:lastRenderedPageBreak/>
+              <w:t>Descrição</w:t>
             </w:r>
           </w:p>
         </w:tc>
@@ -6197,7 +5411,7 @@
           </w:tcPr>
           <w:p>
             <w:r>
-              <w:t>Utilizador público (sem login)</w:t>
+              <w:t>Permite a qualquer visitante consultar a localização dos campos de treino e centros de estágio de cada seleção.</w:t>
             </w:r>
           </w:p>
         </w:tc>
@@ -6218,7 +5432,7 @@
                 <w:b/>
                 <w:bCs/>
               </w:rPr>
-              <w:t>Descrição</w:t>
+              <w:t>Pré-condições</w:t>
             </w:r>
           </w:p>
         </w:tc>
@@ -6230,7 +5444,7 @@
           </w:tcPr>
           <w:p>
             <w:r>
-              <w:t>Permite a qualquer visitante consultar a localização dos campos de treino e centros de estágio de cada seleção.</w:t>
+              <w:t>Dados de centros de estágio inseridos pelo Backoffice (RF12).</w:t>
             </w:r>
           </w:p>
         </w:tc>
@@ -6251,47 +5465,6 @@
                 <w:b/>
                 <w:bCs/>
               </w:rPr>
-              <w:t>Pré-condições</w:t>
-            </w:r>
-          </w:p>
-        </w:tc>
-        <w:tc>
-          <w:tcPr>
-            <w:tcW w:w="6054" w:type="dxa"/>
-            <w:vAlign w:val="center"/>
-            <w:hideMark/>
-          </w:tcPr>
-          <w:p>
-            <w:r>
-              <w:t xml:space="preserve">Dados de centros de estágio inseridos pelo </w:t>
-            </w:r>
-            <w:proofErr w:type="spellStart"/>
-            <w:r>
-              <w:t>Backoffice</w:t>
-            </w:r>
-            <w:proofErr w:type="spellEnd"/>
-            <w:r>
-              <w:t xml:space="preserve"> (RF12).</w:t>
-            </w:r>
-          </w:p>
-        </w:tc>
-      </w:tr>
-      <w:tr>
-        <w:trPr>
-          <w:tblCellSpacing w:w="15" w:type="dxa"/>
-        </w:trPr>
-        <w:tc>
-          <w:tcPr>
-            <w:tcW w:w="3216" w:type="dxa"/>
-            <w:vAlign w:val="center"/>
-            <w:hideMark/>
-          </w:tcPr>
-          <w:p>
-            <w:r>
-              <w:rPr>
-                <w:b/>
-                <w:bCs/>
-              </w:rPr>
               <w:t>Pós-condições</w:t>
             </w:r>
           </w:p>
@@ -6366,16 +5539,11 @@
         </w:numPr>
       </w:pPr>
       <w:r>
-        <w:t xml:space="preserve">O sistema lista </w:t>
-      </w:r>
-      <w:proofErr w:type="gramStart"/>
-      <w:r>
-        <w:t xml:space="preserve">as </w:t>
+        <w:t xml:space="preserve">O sistema lista as </w:t>
       </w:r>
       <w:r>
         <w:t>seleção</w:t>
       </w:r>
-      <w:proofErr w:type="gramEnd"/>
       <w:r>
         <w:t xml:space="preserve"> com a localização do respetivo centro de estágio.</w:t>
       </w:r>
@@ -6621,16 +5789,8 @@
       <w:rPr>
         <w:rFonts w:asciiTheme="majorHAnsi" w:hAnsiTheme="majorHAnsi"/>
       </w:rPr>
-      <w:t xml:space="preserve">Licenciatura em Engenharia Informática – ESTG / </w:t>
+      <w:t>Licenciatura em Engenharia Informática – ESTG / IPLeiria</w:t>
     </w:r>
-    <w:proofErr w:type="spellStart"/>
-    <w:r>
-      <w:rPr>
-        <w:rFonts w:asciiTheme="majorHAnsi" w:hAnsiTheme="majorHAnsi"/>
-      </w:rPr>
-      <w:t>IPLeiria</w:t>
-    </w:r>
-    <w:proofErr w:type="spellEnd"/>
   </w:p>
   <w:p>
     <w:pPr>

--- a/Entrega_02/Casos_ICONIX_1.2.docx
+++ b/Entrega_02/Casos_ICONIX_1.2.docx
@@ -5592,15 +5592,76 @@
         <w:t>4a.2. O sistema apresenta a mensagem "Sem centros de estágio registados de momento."</w:t>
       </w:r>
     </w:p>
-    <w:p/>
+    <w:p>
+      <w:pPr>
+        <w:sectPr>
+          <w:headerReference w:type="even" r:id="rId8"/>
+          <w:headerReference w:type="default" r:id="rId9"/>
+          <w:footerReference w:type="even" r:id="rId10"/>
+          <w:footerReference w:type="default" r:id="rId11"/>
+          <w:headerReference w:type="first" r:id="rId12"/>
+          <w:footerReference w:type="first" r:id="rId13"/>
+          <w:pgSz w:w="12240" w:h="15840"/>
+          <w:pgMar w:top="1440" w:right="1440" w:bottom="1440" w:left="1440" w:header="720" w:footer="720" w:gutter="0"/>
+          <w:cols w:space="720"/>
+          <w:docGrid w:linePitch="360"/>
+        </w:sectPr>
+      </w:pPr>
+      <w:r>
+        <w:br w:type="page"/>
+      </w:r>
+    </w:p>
+    <w:p>
+      <w:r>
+        <w:rPr>
+          <w:noProof/>
+        </w:rPr>
+        <w:lastRenderedPageBreak/>
+        <w:drawing>
+          <wp:inline distT="0" distB="0" distL="0" distR="0" wp14:anchorId="1B2EE00F" wp14:editId="5EB90EE8">
+            <wp:extent cx="8543925" cy="5197928"/>
+            <wp:effectExtent l="0" t="0" r="0" b="3175"/>
+            <wp:docPr id="189857499" name="Imagem 1"/>
+            <wp:cNvGraphicFramePr>
+              <a:graphicFrameLocks xmlns:a="http://schemas.openxmlformats.org/drawingml/2006/main" noChangeAspect="1"/>
+            </wp:cNvGraphicFramePr>
+            <a:graphic xmlns:a="http://schemas.openxmlformats.org/drawingml/2006/main">
+              <a:graphicData uri="http://schemas.openxmlformats.org/drawingml/2006/picture">
+                <pic:pic xmlns:pic="http://schemas.openxmlformats.org/drawingml/2006/picture">
+                  <pic:nvPicPr>
+                    <pic:cNvPr id="189857499" name="Imagem 189857499"/>
+                    <pic:cNvPicPr/>
+                  </pic:nvPicPr>
+                  <pic:blipFill>
+                    <a:blip r:embed="rId14">
+                      <a:extLst>
+                        <a:ext uri="{28A0092B-C50C-407E-A947-70E740481C1C}">
+                          <a14:useLocalDpi xmlns:a14="http://schemas.microsoft.com/office/drawing/2010/main" val="0"/>
+                        </a:ext>
+                      </a:extLst>
+                    </a:blip>
+                    <a:stretch>
+                      <a:fillRect/>
+                    </a:stretch>
+                  </pic:blipFill>
+                  <pic:spPr>
+                    <a:xfrm>
+                      <a:off x="0" y="0"/>
+                      <a:ext cx="8581673" cy="5220893"/>
+                    </a:xfrm>
+                    <a:prstGeom prst="rect">
+                      <a:avLst/>
+                    </a:prstGeom>
+                  </pic:spPr>
+                </pic:pic>
+              </a:graphicData>
+            </a:graphic>
+          </wp:inline>
+        </w:drawing>
+      </w:r>
+    </w:p>
     <w:sectPr>
-      <w:headerReference w:type="even" r:id="rId8"/>
-      <w:headerReference w:type="default" r:id="rId9"/>
-      <w:footerReference w:type="even" r:id="rId10"/>
-      <w:footerReference w:type="default" r:id="rId11"/>
-      <w:headerReference w:type="first" r:id="rId12"/>
-      <w:footerReference w:type="first" r:id="rId13"/>
-      <w:pgSz w:w="12240" w:h="15840"/>
+      <w:pgSz w:w="15840" w:h="12240" w:orient="landscape"/>
       <w:pgMar w:top="1440" w:right="1440" w:bottom="1440" w:left="1440" w:header="720" w:footer="720" w:gutter="0"/>
       <w:cols w:space="720"/>
       <w:docGrid w:linePitch="360"/>
